--- a/fuentes/02_GUION_VIDEO-INTRODUCCION_CF3_52450478.docx
+++ b/fuentes/02_GUION_VIDEO-INTRODUCCION_CF3_52450478.docx
@@ -226,6 +226,14 @@
                 <w:szCs w:val="20"/>
               </w:rPr>
             </w:pPr>
+            <w:r>
+              <w:rPr>
+                <w:color w:val="434343"/>
+                <w:sz w:val="20"/>
+                <w:szCs w:val="20"/>
+              </w:rPr>
+              <w:t>Del concepto al patrón: comprensión técnica del modelo femenino.</w:t>
+            </w:r>
           </w:p>
         </w:tc>
       </w:tr>
